--- a/artigo_esquizofrenia_hospital_da_providencia.docx
+++ b/artigo_esquizofrenia_hospital_da_providencia.docx
@@ -943,7 +943,7 @@
           <w:rFonts w:ascii="Times New Roman" w:hAnsi="Times New Roman"/>
           <w:sz w:val="24"/>
         </w:rPr>
-        <w:t>O desafio contemporâneo é transformar a internação, muitas vezes vivida como ruptura, em oportunidade de reconstrução de vínculo, compreensão, segurança e projeto de vida. Uma psicoterapia ética da esquizofrenia no hospital geral deve ser colaborativa, antiextigmatizante, culturalmente sensível e integrada ao território. Quando o cuidado combina estabilização clínica, escuta, família, grupos, oficinas, manejo de sintomas e reabilitação, a meta deixa de ser apenas controlar a crise e passa a incluir recuperação possível, pertencimento e dignidade.</w:t>
+        <w:t>O desafio contemporâneo é transformar a internação, muitas vezes vivida como ruptura, em oportunidade de reconstrução de vínculo, compreensão, segurança e projeto de vida. Uma psicoterapia ética da esquizofrenia no hospital geral deve ser colaborativa, antistigmatizante, culturalmente sensível e integrada ao território. Quando o cuidado combina estabilização clínica, escuta, família, grupos, oficinas, manejo de sintomas e reabilitação, a meta deixa de ser apenas controlar a crise e passa a incluir recuperação possível, pertencimento e dignidade.</w:t>
       </w:r>
     </w:p>
     <w:p>
